--- a/hin/docx/027.content.docx
+++ b/hin/docx/027.content.docx
@@ -150,26 +150,6 @@
           <w:lang w:val="hi_IN" w:bidi="hi_IN"/>
         </w:rPr>
         <w:t>म</w:t>
-      </w:r>
-      <w:r>
-        <w:rPr>
-          <w:lang w:val="hi_IN" w:bidi="hi_IN"/>
-        </w:rPr>
-      </w:r>
-    </w:p>
-    <w:p>
-      <w:pPr/>
-      <w:r>
-        <w:rPr>
-          <w:lang w:val="hi_IN" w:bidi="hi_IN"/>
-        </w:rPr>
-      </w:r>
-      <w:r>
-        <w:rPr>
-          <w:i/>
-          <w:lang w:val="hi_IN" w:bidi="hi_IN"/>
-        </w:rPr>
-        <w:t>मन को हठीला करना, मनुष्य का डर, मनुष्य का पुत्र, मनुष्य की शक्ति में विश्वास करना, मन्दिर आराधना, मरे हुओं का पुनरुत्थान, मसीह का जन्म, मसीह का रहस्य, मसीह के लिए जीना, मसीह के समुदाय में प्रेम, मसीह भजन: मसीह की ईश्वरीय प्रकृति, मसीह में बने रहना, मसीह विरोधी, मसीह से संबंधित, मसीहा, मसीहा की आशा, मसीहाई भोज, मसीही आनन्द, मसीही दान, मसीही दुःख, मानव लैंगिकता, मानवीय उलझन और परमेश्‍वर का उद्देश्य, मुख्य निवासस्थान, मूल नियम, मृत्यु, मृत्यु के बाद का जीवन, मेल-मिलाप का सन्देश</w:t>
       </w:r>
       <w:r>
         <w:rPr>

--- a/hin/docx/027.content.docx
+++ b/hin/docx/027.content.docx
@@ -19,7 +19,7 @@
         <w:rPr>
           <w:lang w:val="hi_IN" w:bidi="hi_IN"/>
         </w:rPr>
-        <w:t>Resource: Study Notes - Themes (Tyndale)</w:t>
+        <w:t>Resource: Tyndale Open Study Notes</w:t>
       </w:r>
       <w:r>
         <w:rPr>
@@ -112,7 +112,7 @@
         <w:rPr>
           <w:lang w:val="hi_IN" w:bidi="hi_IN"/>
         </w:rPr>
-        <w:t>Study Notes - Themes (Tyndale)</w:t>
+        <w:t>Tyndale Open Study Notes</w:t>
       </w:r>
     </w:p>
     <w:p>

--- a/hin/docx/027.content.docx
+++ b/hin/docx/027.content.docx
@@ -19,7 +19,7 @@
         <w:rPr>
           <w:lang w:val="hi_IN" w:bidi="hi_IN"/>
         </w:rPr>
-        <w:t>Resource: Tyndale Open Study Notes</w:t>
+        <w:t>Resource: Aquifer Open Study Notes (Themes)</w:t>
       </w:r>
       <w:r>
         <w:rPr>
@@ -112,7 +112,7 @@
         <w:rPr>
           <w:lang w:val="hi_IN" w:bidi="hi_IN"/>
         </w:rPr>
-        <w:t>Tyndale Open Study Notes</w:t>
+        <w:t>Aquifer Open Study Notes (Themes)</w:t>
       </w:r>
     </w:p>
     <w:p>
